--- a/bao-cao/Ho_so_du_an_Gia_Su_AI_Mimo_v3.docx
+++ b/bao-cao/Ho_so_du_an_Gia_Su_AI_Mimo_v3.docx
@@ -319,7 +319,7 @@
           <w:b w:val="0"/>
           <w:i w:val="0"/>
         </w:rPr>
-        <w:t>Dữ liệu quan trọng nhất là sách giáo khoa bộ Kết nối tri thức với cuộc sống: đủ 29 cuốn của 5 môn Toán, Ngữ văn, Tiếng Anh, Khoa học tự nhiên, Lịch sử và Địa lí cho cả bốn lớp 6, 7, 8, 9 (môn nào có hai tập thì nạp cả hai). Sách là file PDF dạng ảnh scan nên nhóm phải OCR để lấy chữ, rồi cắt thành 4765 đoạn nhỏ, nạp xong ngày 17/09/2026. Nhóm còn tự gõ lại mục lục từng cuốn (chương, bài, số trang) để lộ trình học đi đúng thứ tự trong sách và Mimo biết mỗi đoạn nằm ở trang mấy.</w:t>
+        <w:t>Dữ liệu quan trọng nhất là sách giáo khoa bộ Kết nối tri thức với cuộc sống: đủ 29 cuốn của 5 môn Toán, Ngữ văn, Tiếng Anh, Khoa học tự nhiên, Lịch sử và Địa lí cho cả bốn lớp 6, 7, 8, 9 (môn nào có hai tập thì nạp cả hai). Sách là file PDF dạng ảnh scan nên nhóm phải OCR để lấy chữ, rồi cắt thành 4760 đoạn nhỏ, nạp xong ngày 17/09/2026. Nhóm còn tự gõ lại mục lục từng cuốn (chương, bài, số trang) để lộ trình học đi đúng thứ tự trong sách và Mimo biết mỗi đoạn nằm ở trang mấy.</w:t>
       </w:r>
     </w:p>
     <w:p>
@@ -1217,7 +1217,7 @@
           <w:b w:val="0"/>
           <w:i w:val="0"/>
         </w:rPr>
-        <w:t>Trong hai ngày 13 và 14/9/2026, nhóm tự dùng thử với 2 tài khoản, mở 16 cuộc trò chuyện và hỏi 52 câu (có 2 câu gửi kèm ảnh đề bài). Hai biểu đồ dưới đây lấy trực tiếp từ dữ liệu lưu trong lúc thử.</w:t>
+        <w:t>Trong hai ngày 13 và 14/9/2026, nhóm tự dùng thử với 3 tài khoản, mở 18 cuộc trò chuyện và hỏi 56 câu (có 2 câu gửi kèm ảnh đề bài). Hai biểu đồ dưới đây lấy trực tiếp từ dữ liệu lưu trong lúc thử.</w:t>
       </w:r>
     </w:p>
     <w:p>
@@ -1228,7 +1228,7 @@
       <w:r>
         <w:drawing>
           <wp:inline xmlns:a="http://schemas.openxmlformats.org/drawingml/2006/main" xmlns:pic="http://schemas.openxmlformats.org/drawingml/2006/picture">
-            <wp:extent cx="5040000" cy="1885321"/>
+            <wp:extent cx="5040000" cy="1884049"/>
             <wp:docPr id="8" name="Picture 8"/>
             <wp:cNvGraphicFramePr>
               <a:graphicFrameLocks noChangeAspect="1"/>
@@ -1249,7 +1249,7 @@
                   <pic:spPr>
                     <a:xfrm>
                       <a:off x="0" y="0"/>
-                      <a:ext cx="5040000" cy="1885321"/>
+                      <a:ext cx="5040000" cy="1884049"/>
                     </a:xfrm>
                     <a:prstGeom prst="rect"/>
                   </pic:spPr>
@@ -1526,7 +1526,75 @@
           <w:b w:val="0"/>
           <w:i w:val="0"/>
         </w:rPr>
-        <w:t>Kết quả nhóm thấy rõ nhất:</w:t>
+        <w:t>Để đo chứ không chỉ kể, nhóm dựng bộ kiểm thử 28 ca chạy ngày 17/09/2026 qua đúng địa chỉ web đã triển khai, trải 5 môn từ lớp 6 đến lớp 9, gồm cả ca dễ, ca khó và ca Mimo phải từ chối. Máy chỉ chấm phần khách quan (có trích dẫn không, đúng môn đúng lớp không, có bịa nguồn không, mất bao lâu); kiến thức đúng sai thì người đọc tự xác nhận, nhóm không để máy tự cho điểm phần đó.</w:t>
+      </w:r>
+    </w:p>
+    <w:p>
+      <w:pPr>
+        <w:keepNext/>
+        <w:jc w:val="center"/>
+      </w:pPr>
+      <w:r>
+        <w:drawing>
+          <wp:inline xmlns:a="http://schemas.openxmlformats.org/drawingml/2006/main" xmlns:pic="http://schemas.openxmlformats.org/drawingml/2006/picture">
+            <wp:extent cx="5040000" cy="1557891"/>
+            <wp:docPr id="13" name="Picture 13"/>
+            <wp:cNvGraphicFramePr>
+              <a:graphicFrameLocks noChangeAspect="1"/>
+            </wp:cNvGraphicFramePr>
+            <a:graphic>
+              <a:graphicData uri="http://schemas.openxmlformats.org/drawingml/2006/picture">
+                <pic:pic>
+                  <pic:nvPicPr>
+                    <pic:cNvPr id="0" name="bo_kiem_thu.png"/>
+                    <pic:cNvPicPr/>
+                  </pic:nvPicPr>
+                  <pic:blipFill>
+                    <a:blip r:embed="rId21"/>
+                    <a:stretch>
+                      <a:fillRect/>
+                    </a:stretch>
+                  </pic:blipFill>
+                  <pic:spPr>
+                    <a:xfrm>
+                      <a:off x="0" y="0"/>
+                      <a:ext cx="5040000" cy="1557891"/>
+                    </a:xfrm>
+                    <a:prstGeom prst="rect"/>
+                  </pic:spPr>
+                </pic:pic>
+              </a:graphicData>
+            </a:graphic>
+          </wp:inline>
+        </w:drawing>
+      </w:r>
+    </w:p>
+    <w:p>
+      <w:pPr>
+        <w:spacing w:after="160"/>
+        <w:jc w:val="center"/>
+      </w:pPr>
+      <w:r>
+        <w:rPr>
+          <w:b w:val="0"/>
+          <w:i/>
+          <w:color w:val="555555"/>
+          <w:sz w:val="22"/>
+        </w:rPr>
+        <w:t>Hình 11. Kết quả 28 ca kiểm thử theo từng nhóm</w:t>
+      </w:r>
+    </w:p>
+    <w:p>
+      <w:pPr>
+        <w:ind w:firstLine="567"/>
+        <w:jc w:val="both"/>
+      </w:pPr>
+      <w:r>
+        <w:rPr>
+          <w:b w:val="0"/>
+          <w:i w:val="0"/>
+        </w:rPr>
+        <w:t>Kết quả:</w:t>
       </w:r>
     </w:p>
     <w:p>
@@ -1539,7 +1607,20 @@
           <w:b w:val="0"/>
           <w:i w:val="0"/>
         </w:rPr>
-        <w:t>Câu hỏi kiến thức Toán 6, Toán 8, KHTN 6 đều có trích dẫn trang sách. Có 13 trên 52 lượt trả lời gắn nguồn; những lượt còn lại là chào hỏi, tâm sự hoặc môn chưa có sách, và Mimo không bịa ra nguồn cho các lượt đó.</w:t>
+        <w:t>16 trên 18 câu thuộc chương trình có trích dẫn đúng môn, đúng lớp và có số trang; bấm vào số [1] là mở đúng trang sách đó. Câu hỏi kiến thức của lớp trên (tích phân, đạo hàm, thuyết tương đối) bị từ chối 4/4, không bịa ra trang sách nào.</w:t>
+      </w:r>
+    </w:p>
+    <w:p>
+      <w:pPr>
+        <w:pStyle w:val="ListBullet"/>
+        <w:spacing w:after="60"/>
+      </w:pPr>
+      <w:r>
+        <w:rPr>
+          <w:b w:val="0"/>
+          <w:i w:val="0"/>
+        </w:rPr>
+        <w:t>Nhóm khó nhất là 4 câu ĐÚNG lớp nhưng kho không có bài đó. Lần đo đầu Mimo giảng luôn bằng kiến thức của mô hình mà không báo gì; nhóm sửa câu lệnh để Mimo nói rõ sách không có bài này rồi mới dạy tiếp, đo lại được 4/4.</w:t>
       </w:r>
     </w:p>
     <w:p>
@@ -1578,7 +1659,7 @@
           <w:b w:val="0"/>
           <w:i w:val="0"/>
         </w:rPr>
-        <w:t>Một nửa số câu Mimo trả lời xong trong khoảng 4,7 giây. Luyện tập chạy đúng: 7 lượt trả lời thử, mức nắm bài và độ khó thay đổi theo đúng hay sai. 214 ca kiểm thử tự động của phần máy chủ đều đạt.</w:t>
+        <w:t>Một nửa số câu Mimo trả lời xong trong khoảng 5,2 giây. Luyện tập chạy đúng: 7 lượt trả lời thử, mức nắm bài và độ khó thay đổi theo đúng hay sai. 214 ca kiểm thử tự động của phần máy chủ đều đạt.</w:t>
       </w:r>
     </w:p>
     <w:p>
@@ -1659,7 +1740,7 @@
                 <w:i w:val="0"/>
                 <w:sz w:val="24"/>
               </w:rPr>
-              <w:t>Ba cuốn nạp sớm nhất mới quét được một phần (Toán 6 tập một đến trang 62, Toán 8 tập một đến trang 37, KHTN 6 đến trang 192) nên phần sau của ba cuốn này chưa có trích dẫn trang.</w:t>
+              <w:t>12 trên 29 cuốn trong kho là bản quét thiếu, dưới 80 trang so với sách in (ít nhất là TA6 -TAP 1 chỉ có 38 trang). Hỏi đúng phần thiếu thì Mimo báo là sách chưa có, không bịa ra trang.</w:t>
             </w:r>
           </w:p>
         </w:tc>
@@ -1674,7 +1755,39 @@
                 <w:i w:val="0"/>
                 <w:sz w:val="24"/>
               </w:rPr>
-              <w:t>Quét nốt số trang còn thiếu và nạp lại ba cuốn đó.</w:t>
+              <w:t>Quét nốt số trang còn thiếu rồi nạp lại những cuốn đó.</w:t>
+            </w:r>
+          </w:p>
+        </w:tc>
+      </w:tr>
+      <w:tr>
+        <w:tc>
+          <w:tcPr>
+            <w:tcW w:type="dxa" w:w="4535"/>
+          </w:tcPr>
+          <w:p>
+            <w:r>
+              <w:rPr>
+                <w:b w:val="0"/>
+                <w:i w:val="0"/>
+                <w:sz w:val="24"/>
+              </w:rPr>
+              <w:t>Mục lục gõ tay trong books.py mới có 3 môn-lớp trên 29 cuốn. Những cuốn chưa có mục lục thì lộ trình học phải đoán bằng tìm kiếm, kém chính xác hơn là chép từ mục lục sách.</w:t>
+            </w:r>
+          </w:p>
+        </w:tc>
+        <w:tc>
+          <w:tcPr>
+            <w:tcW w:type="dxa" w:w="4535"/>
+          </w:tcPr>
+          <w:p>
+            <w:r>
+              <w:rPr>
+                <w:b w:val="0"/>
+                <w:i w:val="0"/>
+                <w:sz w:val="24"/>
+              </w:rPr>
+              <w:t>Nhập nốt mục lục các cuốn còn lại, mỗi cuốn khoảng 30 phút.</w:t>
             </w:r>
           </w:p>
         </w:tc>
@@ -1723,7 +1836,39 @@
                 <w:i w:val="0"/>
                 <w:sz w:val="24"/>
               </w:rPr>
-              <w:t>Dùng gói Gemini miễn phí nên có lúc quá tải; trả lời mất khoảng 4,7 giây.</w:t>
+              <w:t>Câu trả lời của AI không tất định: cùng một câu hỏi, có lần Mimo gắn số trích dẫn, có lần không. Nhóm hỏi lại một câu ba lần thì hai lần có nguồn, một lần không.</w:t>
+            </w:r>
+          </w:p>
+        </w:tc>
+        <w:tc>
+          <w:tcPr>
+            <w:tcW w:type="dxa" w:w="4535"/>
+          </w:tcPr>
+          <w:p>
+            <w:r>
+              <w:rPr>
+                <w:b w:val="0"/>
+                <w:i w:val="0"/>
+                <w:sz w:val="24"/>
+              </w:rPr>
+              <w:t>Ghi lại những câu hay bị sót nguồn, nhắc thẳng trong câu lệnh; về lâu dài lưu sẵn câu trả lời cho các câu hay gặp.</w:t>
+            </w:r>
+          </w:p>
+        </w:tc>
+      </w:tr>
+      <w:tr>
+        <w:tc>
+          <w:tcPr>
+            <w:tcW w:type="dxa" w:w="4535"/>
+          </w:tcPr>
+          <w:p>
+            <w:r>
+              <w:rPr>
+                <w:b w:val="0"/>
+                <w:i w:val="0"/>
+                <w:sz w:val="24"/>
+              </w:rPr>
+              <w:t>Dùng gói Gemini miễn phí nên có lúc quá tải; trả lời mất khoảng 5,2 giây.</w:t>
             </w:r>
           </w:p>
         </w:tc>
@@ -1755,7 +1900,7 @@
                 <w:i w:val="0"/>
                 <w:sz w:val="24"/>
               </w:rPr>
-              <w:t>Mới thử trong nhóm (2 tài khoản, 52 câu hỏi).</w:t>
+              <w:t>Mới thử trong nhóm (3 tài khoản, 56 câu hỏi).</w:t>
             </w:r>
           </w:p>
         </w:tc>
